--- a/docx/en/BUFRCREX_TableB_en_33.docx
+++ b/docx/en/BUFRCREX_TableB_en_33.docx
@@ -239,7 +239,7 @@
                 <w:b w:val="0"/>
                 <w:sz w:val="16"/>
               </w:rPr>
-              <w:t>033002</w:t>
+              <w:t>0 33 002</w:t>
             </w:r>
           </w:p>
         </w:tc>
@@ -403,7 +403,7 @@
                 <w:b w:val="0"/>
                 <w:sz w:val="16"/>
               </w:rPr>
-              <w:t>033003</w:t>
+              <w:t>0 33 003</w:t>
             </w:r>
           </w:p>
         </w:tc>
@@ -567,7 +567,7 @@
                 <w:b w:val="0"/>
                 <w:sz w:val="16"/>
               </w:rPr>
-              <w:t>033005</w:t>
+              <w:t>0 33 005</w:t>
             </w:r>
           </w:p>
         </w:tc>
@@ -731,7 +731,7 @@
                 <w:b w:val="0"/>
                 <w:sz w:val="16"/>
               </w:rPr>
-              <w:t>033006</w:t>
+              <w:t>0 33 006</w:t>
             </w:r>
           </w:p>
         </w:tc>
@@ -895,7 +895,7 @@
                 <w:b w:val="0"/>
                 <w:sz w:val="16"/>
               </w:rPr>
-              <w:t>033007</w:t>
+              <w:t>0 33 007</w:t>
             </w:r>
           </w:p>
         </w:tc>
@@ -1059,7 +1059,7 @@
                 <w:b w:val="0"/>
                 <w:sz w:val="16"/>
               </w:rPr>
-              <w:t>033015</w:t>
+              <w:t>0 33 015</w:t>
             </w:r>
           </w:p>
         </w:tc>
@@ -1223,7 +1223,7 @@
                 <w:b w:val="0"/>
                 <w:sz w:val="16"/>
               </w:rPr>
-              <w:t>033020</w:t>
+              <w:t>0 33 020</w:t>
             </w:r>
           </w:p>
         </w:tc>
@@ -1387,7 +1387,7 @@
                 <w:b w:val="0"/>
                 <w:sz w:val="16"/>
               </w:rPr>
-              <w:t>033021</w:t>
+              <w:t>0 33 021</w:t>
             </w:r>
           </w:p>
         </w:tc>
@@ -1551,7 +1551,7 @@
                 <w:b w:val="0"/>
                 <w:sz w:val="16"/>
               </w:rPr>
-              <w:t>033022</w:t>
+              <w:t>0 33 022</w:t>
             </w:r>
           </w:p>
         </w:tc>
@@ -1715,7 +1715,7 @@
                 <w:b w:val="0"/>
                 <w:sz w:val="16"/>
               </w:rPr>
-              <w:t>033023</w:t>
+              <w:t>0 33 023</w:t>
             </w:r>
           </w:p>
         </w:tc>
@@ -1879,7 +1879,7 @@
                 <w:b w:val="0"/>
                 <w:sz w:val="16"/>
               </w:rPr>
-              <w:t>033024</w:t>
+              <w:t>0 33 024</w:t>
             </w:r>
           </w:p>
         </w:tc>
@@ -2043,7 +2043,7 @@
                 <w:b w:val="0"/>
                 <w:sz w:val="16"/>
               </w:rPr>
-              <w:t>033025</w:t>
+              <w:t>0 33 025</w:t>
             </w:r>
           </w:p>
         </w:tc>
@@ -2207,7 +2207,7 @@
                 <w:b w:val="0"/>
                 <w:sz w:val="16"/>
               </w:rPr>
-              <w:t>033026</w:t>
+              <w:t>0 33 026</w:t>
             </w:r>
           </w:p>
         </w:tc>
@@ -2371,7 +2371,7 @@
                 <w:b w:val="0"/>
                 <w:sz w:val="16"/>
               </w:rPr>
-              <w:t>033027</w:t>
+              <w:t>0 33 027</w:t>
             </w:r>
           </w:p>
         </w:tc>
@@ -2535,7 +2535,7 @@
                 <w:b w:val="0"/>
                 <w:sz w:val="16"/>
               </w:rPr>
-              <w:t>033028</w:t>
+              <w:t>0 33 028</w:t>
             </w:r>
           </w:p>
         </w:tc>
@@ -2699,7 +2699,7 @@
                 <w:b w:val="0"/>
                 <w:sz w:val="16"/>
               </w:rPr>
-              <w:t>033030</w:t>
+              <w:t>0 33 030</w:t>
             </w:r>
           </w:p>
         </w:tc>
@@ -2863,7 +2863,7 @@
                 <w:b w:val="0"/>
                 <w:sz w:val="16"/>
               </w:rPr>
-              <w:t>033031</w:t>
+              <w:t>0 33 031</w:t>
             </w:r>
           </w:p>
         </w:tc>
@@ -3027,7 +3027,7 @@
                 <w:b w:val="0"/>
                 <w:sz w:val="16"/>
               </w:rPr>
-              <w:t>033032</w:t>
+              <w:t>0 33 032</w:t>
             </w:r>
           </w:p>
         </w:tc>
@@ -3191,7 +3191,7 @@
                 <w:b w:val="0"/>
                 <w:sz w:val="16"/>
               </w:rPr>
-              <w:t>033033</w:t>
+              <w:t>0 33 033</w:t>
             </w:r>
           </w:p>
         </w:tc>
@@ -3355,7 +3355,7 @@
                 <w:b w:val="0"/>
                 <w:sz w:val="16"/>
               </w:rPr>
-              <w:t>033035</w:t>
+              <w:t>0 33 035</w:t>
             </w:r>
           </w:p>
         </w:tc>
@@ -3519,7 +3519,7 @@
                 <w:b w:val="0"/>
                 <w:sz w:val="16"/>
               </w:rPr>
-              <w:t>033036</w:t>
+              <w:t>0 33 036</w:t>
             </w:r>
           </w:p>
         </w:tc>
@@ -3683,7 +3683,7 @@
                 <w:b w:val="0"/>
                 <w:sz w:val="16"/>
               </w:rPr>
-              <w:t>033037</w:t>
+              <w:t>0 33 037</w:t>
             </w:r>
           </w:p>
         </w:tc>
@@ -3847,7 +3847,7 @@
                 <w:b w:val="0"/>
                 <w:sz w:val="16"/>
               </w:rPr>
-              <w:t>033038</w:t>
+              <w:t>0 33 038</w:t>
             </w:r>
           </w:p>
         </w:tc>
@@ -4011,7 +4011,7 @@
                 <w:b w:val="0"/>
                 <w:sz w:val="16"/>
               </w:rPr>
-              <w:t>033039</w:t>
+              <w:t>0 33 039</w:t>
             </w:r>
           </w:p>
         </w:tc>
@@ -4175,7 +4175,7 @@
                 <w:b w:val="0"/>
                 <w:sz w:val="16"/>
               </w:rPr>
-              <w:t>033040</w:t>
+              <w:t>0 33 040</w:t>
             </w:r>
           </w:p>
         </w:tc>
@@ -4339,7 +4339,7 @@
                 <w:b w:val="0"/>
                 <w:sz w:val="16"/>
               </w:rPr>
-              <w:t>033041</w:t>
+              <w:t>0 33 041</w:t>
             </w:r>
           </w:p>
         </w:tc>
@@ -4503,7 +4503,7 @@
                 <w:b w:val="0"/>
                 <w:sz w:val="16"/>
               </w:rPr>
-              <w:t>033042</w:t>
+              <w:t>0 33 042</w:t>
             </w:r>
           </w:p>
         </w:tc>
@@ -4667,7 +4667,7 @@
                 <w:b w:val="0"/>
                 <w:sz w:val="16"/>
               </w:rPr>
-              <w:t>033043</w:t>
+              <w:t>0 33 043</w:t>
             </w:r>
           </w:p>
         </w:tc>
@@ -4831,7 +4831,7 @@
                 <w:b w:val="0"/>
                 <w:sz w:val="16"/>
               </w:rPr>
-              <w:t>033044</w:t>
+              <w:t>0 33 044</w:t>
             </w:r>
           </w:p>
         </w:tc>
@@ -4995,7 +4995,7 @@
                 <w:b w:val="0"/>
                 <w:sz w:val="16"/>
               </w:rPr>
-              <w:t>033045</w:t>
+              <w:t>0 33 045</w:t>
             </w:r>
           </w:p>
         </w:tc>
@@ -5160,7 +5160,7 @@
                 <w:b w:val="0"/>
                 <w:sz w:val="16"/>
               </w:rPr>
-              <w:t>033046</w:t>
+              <w:t>0 33 046</w:t>
             </w:r>
           </w:p>
         </w:tc>
@@ -5325,7 +5325,7 @@
                 <w:b w:val="0"/>
                 <w:sz w:val="16"/>
               </w:rPr>
-              <w:t>033047</w:t>
+              <w:t>0 33 047</w:t>
             </w:r>
           </w:p>
         </w:tc>
@@ -5489,7 +5489,7 @@
                 <w:b w:val="0"/>
                 <w:sz w:val="16"/>
               </w:rPr>
-              <w:t>033048</w:t>
+              <w:t>0 33 048</w:t>
             </w:r>
           </w:p>
         </w:tc>
@@ -5653,7 +5653,7 @@
                 <w:b w:val="0"/>
                 <w:sz w:val="16"/>
               </w:rPr>
-              <w:t>033049</w:t>
+              <w:t>0 33 049</w:t>
             </w:r>
           </w:p>
         </w:tc>
@@ -5817,7 +5817,7 @@
                 <w:b w:val="0"/>
                 <w:sz w:val="16"/>
               </w:rPr>
-              <w:t>033050</w:t>
+              <w:t>0 33 050</w:t>
             </w:r>
           </w:p>
         </w:tc>
@@ -5981,7 +5981,7 @@
                 <w:b w:val="0"/>
                 <w:sz w:val="16"/>
               </w:rPr>
-              <w:t>033052</w:t>
+              <w:t>0 33 052</w:t>
             </w:r>
           </w:p>
         </w:tc>
@@ -6145,7 +6145,7 @@
                 <w:b w:val="0"/>
                 <w:sz w:val="16"/>
               </w:rPr>
-              <w:t>033053</w:t>
+              <w:t>0 33 053</w:t>
             </w:r>
           </w:p>
         </w:tc>
@@ -6309,7 +6309,7 @@
                 <w:b w:val="0"/>
                 <w:sz w:val="16"/>
               </w:rPr>
-              <w:t>033054</w:t>
+              <w:t>0 33 054</w:t>
             </w:r>
           </w:p>
         </w:tc>
@@ -6473,7 +6473,7 @@
                 <w:b w:val="0"/>
                 <w:sz w:val="16"/>
               </w:rPr>
-              <w:t>033055</w:t>
+              <w:t>0 33 055</w:t>
             </w:r>
           </w:p>
         </w:tc>
@@ -6637,7 +6637,7 @@
                 <w:b w:val="0"/>
                 <w:sz w:val="16"/>
               </w:rPr>
-              <w:t>033056</w:t>
+              <w:t>0 33 056</w:t>
             </w:r>
           </w:p>
         </w:tc>
@@ -6801,7 +6801,7 @@
                 <w:b w:val="0"/>
                 <w:sz w:val="16"/>
               </w:rPr>
-              <w:t>033060</w:t>
+              <w:t>0 33 060</w:t>
             </w:r>
           </w:p>
         </w:tc>
@@ -6965,7 +6965,7 @@
                 <w:b w:val="0"/>
                 <w:sz w:val="16"/>
               </w:rPr>
-              <w:t>033061</w:t>
+              <w:t>0 33 061</w:t>
             </w:r>
           </w:p>
         </w:tc>
@@ -7129,7 +7129,7 @@
                 <w:b w:val="0"/>
                 <w:sz w:val="16"/>
               </w:rPr>
-              <w:t>033062</w:t>
+              <w:t>0 33 062</w:t>
             </w:r>
           </w:p>
         </w:tc>
@@ -7293,7 +7293,7 @@
                 <w:b w:val="0"/>
                 <w:sz w:val="16"/>
               </w:rPr>
-              <w:t>033063</w:t>
+              <w:t>0 33 063</w:t>
             </w:r>
           </w:p>
         </w:tc>
@@ -7457,7 +7457,7 @@
                 <w:b w:val="0"/>
                 <w:sz w:val="16"/>
               </w:rPr>
-              <w:t>033064</w:t>
+              <w:t>0 33 064</w:t>
             </w:r>
           </w:p>
         </w:tc>
@@ -7621,7 +7621,7 @@
                 <w:b w:val="0"/>
                 <w:sz w:val="16"/>
               </w:rPr>
-              <w:t>033065</w:t>
+              <w:t>0 33 065</w:t>
             </w:r>
           </w:p>
         </w:tc>
@@ -7785,7 +7785,7 @@
                 <w:b w:val="0"/>
                 <w:sz w:val="16"/>
               </w:rPr>
-              <w:t>033066</w:t>
+              <w:t>0 33 066</w:t>
             </w:r>
           </w:p>
         </w:tc>
@@ -7949,7 +7949,7 @@
                 <w:b w:val="0"/>
                 <w:sz w:val="16"/>
               </w:rPr>
-              <w:t>033070</w:t>
+              <w:t>0 33 070</w:t>
             </w:r>
           </w:p>
         </w:tc>
@@ -8113,7 +8113,7 @@
                 <w:b w:val="0"/>
                 <w:sz w:val="16"/>
               </w:rPr>
-              <w:t>033071</w:t>
+              <w:t>0 33 071</w:t>
             </w:r>
           </w:p>
         </w:tc>
@@ -8277,7 +8277,7 @@
                 <w:b w:val="0"/>
                 <w:sz w:val="16"/>
               </w:rPr>
-              <w:t>033072</w:t>
+              <w:t>0 33 072</w:t>
             </w:r>
           </w:p>
         </w:tc>
@@ -8441,7 +8441,7 @@
                 <w:b w:val="0"/>
                 <w:sz w:val="16"/>
               </w:rPr>
-              <w:t>033075</w:t>
+              <w:t>0 33 075</w:t>
             </w:r>
           </w:p>
         </w:tc>
@@ -8605,7 +8605,7 @@
                 <w:b w:val="0"/>
                 <w:sz w:val="16"/>
               </w:rPr>
-              <w:t>033076</w:t>
+              <w:t>0 33 076</w:t>
             </w:r>
           </w:p>
         </w:tc>
@@ -8769,7 +8769,7 @@
                 <w:b w:val="0"/>
                 <w:sz w:val="16"/>
               </w:rPr>
-              <w:t>033077</w:t>
+              <w:t>0 33 077</w:t>
             </w:r>
           </w:p>
         </w:tc>
@@ -8933,7 +8933,7 @@
                 <w:b w:val="0"/>
                 <w:sz w:val="16"/>
               </w:rPr>
-              <w:t>033078</w:t>
+              <w:t>0 33 078</w:t>
             </w:r>
           </w:p>
         </w:tc>
@@ -9097,7 +9097,7 @@
                 <w:b w:val="0"/>
                 <w:sz w:val="16"/>
               </w:rPr>
-              <w:t>033079</w:t>
+              <w:t>0 33 079</w:t>
             </w:r>
           </w:p>
         </w:tc>
@@ -9261,7 +9261,7 @@
                 <w:b w:val="0"/>
                 <w:sz w:val="16"/>
               </w:rPr>
-              <w:t>033080</w:t>
+              <w:t>0 33 080</w:t>
             </w:r>
           </w:p>
         </w:tc>
@@ -9425,7 +9425,7 @@
                 <w:b w:val="0"/>
                 <w:sz w:val="16"/>
               </w:rPr>
-              <w:t>033081</w:t>
+              <w:t>0 33 081</w:t>
             </w:r>
           </w:p>
         </w:tc>
@@ -9589,7 +9589,7 @@
                 <w:b w:val="0"/>
                 <w:sz w:val="16"/>
               </w:rPr>
-              <w:t>033082</w:t>
+              <w:t>0 33 082</w:t>
             </w:r>
           </w:p>
         </w:tc>
@@ -9753,7 +9753,7 @@
                 <w:b w:val="0"/>
                 <w:sz w:val="16"/>
               </w:rPr>
-              <w:t>033083</w:t>
+              <w:t>0 33 083</w:t>
             </w:r>
           </w:p>
         </w:tc>
@@ -9917,7 +9917,7 @@
                 <w:b w:val="0"/>
                 <w:sz w:val="16"/>
               </w:rPr>
-              <w:t>033084</w:t>
+              <w:t>0 33 084</w:t>
             </w:r>
           </w:p>
         </w:tc>
@@ -10081,7 +10081,7 @@
                 <w:b w:val="0"/>
                 <w:sz w:val="16"/>
               </w:rPr>
-              <w:t>033085</w:t>
+              <w:t>0 33 085</w:t>
             </w:r>
           </w:p>
         </w:tc>
@@ -10245,7 +10245,7 @@
                 <w:b w:val="0"/>
                 <w:sz w:val="16"/>
               </w:rPr>
-              <w:t>033086</w:t>
+              <w:t>0 33 086</w:t>
             </w:r>
           </w:p>
         </w:tc>
@@ -10409,7 +10409,7 @@
                 <w:b w:val="0"/>
                 <w:sz w:val="16"/>
               </w:rPr>
-              <w:t>033087</w:t>
+              <w:t>0 33 087</w:t>
             </w:r>
           </w:p>
         </w:tc>
@@ -10573,7 +10573,7 @@
                 <w:b w:val="0"/>
                 <w:sz w:val="16"/>
               </w:rPr>
-              <w:t>033088</w:t>
+              <w:t>0 33 088</w:t>
             </w:r>
           </w:p>
         </w:tc>
@@ -10737,7 +10737,7 @@
                 <w:b w:val="0"/>
                 <w:sz w:val="16"/>
               </w:rPr>
-              <w:t>033089</w:t>
+              <w:t>0 33 089</w:t>
             </w:r>
           </w:p>
         </w:tc>
@@ -10901,7 +10901,7 @@
                 <w:b w:val="0"/>
                 <w:sz w:val="16"/>
               </w:rPr>
-              <w:t>033090</w:t>
+              <w:t>0 33 090</w:t>
             </w:r>
           </w:p>
         </w:tc>
@@ -11065,7 +11065,7 @@
                 <w:b w:val="0"/>
                 <w:sz w:val="16"/>
               </w:rPr>
-              <w:t>033091</w:t>
+              <w:t>0 33 091</w:t>
             </w:r>
           </w:p>
         </w:tc>
@@ -11229,7 +11229,7 @@
                 <w:b w:val="0"/>
                 <w:sz w:val="16"/>
               </w:rPr>
-              <w:t>033092</w:t>
+              <w:t>0 33 092</w:t>
             </w:r>
           </w:p>
         </w:tc>
@@ -11393,7 +11393,7 @@
                 <w:b w:val="0"/>
                 <w:sz w:val="16"/>
               </w:rPr>
-              <w:t>033093</w:t>
+              <w:t>0 33 093</w:t>
             </w:r>
           </w:p>
         </w:tc>
@@ -11557,7 +11557,7 @@
                 <w:b w:val="0"/>
                 <w:sz w:val="16"/>
               </w:rPr>
-              <w:t>033094</w:t>
+              <w:t>0 33 094</w:t>
             </w:r>
           </w:p>
         </w:tc>
@@ -11721,7 +11721,7 @@
                 <w:b w:val="0"/>
                 <w:sz w:val="16"/>
               </w:rPr>
-              <w:t>033095</w:t>
+              <w:t>0 33 095</w:t>
             </w:r>
           </w:p>
         </w:tc>
@@ -11885,7 +11885,7 @@
                 <w:b w:val="0"/>
                 <w:sz w:val="16"/>
               </w:rPr>
-              <w:t>033096</w:t>
+              <w:t>0 33 096</w:t>
             </w:r>
           </w:p>
         </w:tc>
@@ -12049,7 +12049,7 @@
                 <w:b w:val="0"/>
                 <w:sz w:val="16"/>
               </w:rPr>
-              <w:t>033097</w:t>
+              <w:t>0 33 097</w:t>
             </w:r>
           </w:p>
         </w:tc>
@@ -12213,7 +12213,7 @@
                 <w:b w:val="0"/>
                 <w:sz w:val="16"/>
               </w:rPr>
-              <w:t>033098</w:t>
+              <w:t>0 33 098</w:t>
             </w:r>
           </w:p>
         </w:tc>
@@ -12377,7 +12377,7 @@
                 <w:b w:val="0"/>
                 <w:sz w:val="16"/>
               </w:rPr>
-              <w:t>033099</w:t>
+              <w:t>0 33 099</w:t>
             </w:r>
           </w:p>
         </w:tc>
@@ -12541,7 +12541,7 @@
                 <w:b w:val="0"/>
                 <w:sz w:val="16"/>
               </w:rPr>
-              <w:t>033100</w:t>
+              <w:t>0 33 100</w:t>
             </w:r>
           </w:p>
         </w:tc>
@@ -12705,7 +12705,7 @@
                 <w:b w:val="0"/>
                 <w:sz w:val="16"/>
               </w:rPr>
-              <w:t>033101</w:t>
+              <w:t>0 33 101</w:t>
             </w:r>
           </w:p>
         </w:tc>
@@ -12869,7 +12869,7 @@
                 <w:b w:val="0"/>
                 <w:sz w:val="16"/>
               </w:rPr>
-              <w:t>033102</w:t>
+              <w:t>0 33 102</w:t>
             </w:r>
           </w:p>
         </w:tc>
@@ -13033,7 +13033,7 @@
                 <w:b w:val="0"/>
                 <w:sz w:val="16"/>
               </w:rPr>
-              <w:t>033103</w:t>
+              <w:t>0 33 103</w:t>
             </w:r>
           </w:p>
         </w:tc>
@@ -13197,7 +13197,7 @@
                 <w:b w:val="0"/>
                 <w:sz w:val="16"/>
               </w:rPr>
-              <w:t>033104</w:t>
+              <w:t>0 33 104</w:t>
             </w:r>
           </w:p>
         </w:tc>
@@ -13361,7 +13361,7 @@
                 <w:b w:val="0"/>
                 <w:sz w:val="16"/>
               </w:rPr>
-              <w:t>033105</w:t>
+              <w:t>0 33 105</w:t>
             </w:r>
           </w:p>
         </w:tc>
@@ -13525,7 +13525,7 @@
                 <w:b w:val="0"/>
                 <w:sz w:val="16"/>
               </w:rPr>
-              <w:t>033106</w:t>
+              <w:t>0 33 106</w:t>
             </w:r>
           </w:p>
         </w:tc>
@@ -13689,7 +13689,7 @@
                 <w:b w:val="0"/>
                 <w:sz w:val="16"/>
               </w:rPr>
-              <w:t>033107</w:t>
+              <w:t>0 33 107</w:t>
             </w:r>
           </w:p>
         </w:tc>
@@ -13853,7 +13853,7 @@
                 <w:b w:val="0"/>
                 <w:sz w:val="16"/>
               </w:rPr>
-              <w:t>033108</w:t>
+              <w:t>0 33 108</w:t>
             </w:r>
           </w:p>
         </w:tc>
@@ -14017,7 +14017,7 @@
                 <w:b w:val="0"/>
                 <w:sz w:val="16"/>
               </w:rPr>
-              <w:t>033109</w:t>
+              <w:t>0 33 109</w:t>
             </w:r>
           </w:p>
         </w:tc>
@@ -14181,7 +14181,7 @@
                 <w:b w:val="0"/>
                 <w:sz w:val="16"/>
               </w:rPr>
-              <w:t>033110</w:t>
+              <w:t>0 33 110</w:t>
             </w:r>
           </w:p>
         </w:tc>
@@ -14345,7 +14345,7 @@
                 <w:b w:val="0"/>
                 <w:sz w:val="16"/>
               </w:rPr>
-              <w:t>033111</w:t>
+              <w:t>0 33 111</w:t>
             </w:r>
           </w:p>
         </w:tc>
@@ -14509,7 +14509,7 @@
                 <w:b w:val="0"/>
                 <w:sz w:val="16"/>
               </w:rPr>
-              <w:t>033112</w:t>
+              <w:t>0 33 112</w:t>
             </w:r>
           </w:p>
         </w:tc>
@@ -14673,7 +14673,7 @@
                 <w:b w:val="0"/>
                 <w:sz w:val="16"/>
               </w:rPr>
-              <w:t>033113</w:t>
+              <w:t>0 33 113</w:t>
             </w:r>
           </w:p>
         </w:tc>
@@ -14837,7 +14837,7 @@
                 <w:b w:val="0"/>
                 <w:sz w:val="16"/>
               </w:rPr>
-              <w:t>033114</w:t>
+              <w:t>0 33 114</w:t>
             </w:r>
           </w:p>
         </w:tc>
@@ -15001,7 +15001,7 @@
                 <w:b w:val="0"/>
                 <w:sz w:val="16"/>
               </w:rPr>
-              <w:t>033115</w:t>
+              <w:t>0 33 115</w:t>
             </w:r>
           </w:p>
         </w:tc>
@@ -15165,7 +15165,7 @@
                 <w:b w:val="0"/>
                 <w:sz w:val="16"/>
               </w:rPr>
-              <w:t>033116</w:t>
+              <w:t>0 33 116</w:t>
             </w:r>
           </w:p>
         </w:tc>
@@ -15329,7 +15329,7 @@
                 <w:b w:val="0"/>
                 <w:sz w:val="16"/>
               </w:rPr>
-              <w:t>033117</w:t>
+              <w:t>0 33 117</w:t>
             </w:r>
           </w:p>
         </w:tc>
@@ -15493,7 +15493,7 @@
                 <w:b w:val="0"/>
                 <w:sz w:val="16"/>
               </w:rPr>
-              <w:t>033118</w:t>
+              <w:t>0 33 118</w:t>
             </w:r>
           </w:p>
         </w:tc>
@@ -15657,7 +15657,7 @@
                 <w:b w:val="0"/>
                 <w:sz w:val="16"/>
               </w:rPr>
-              <w:t>033119</w:t>
+              <w:t>0 33 119</w:t>
             </w:r>
           </w:p>
         </w:tc>

--- a/docx/en/BUFRCREX_TableB_en_33.docx
+++ b/docx/en/BUFRCREX_TableB_en_33.docx
@@ -18496,377 +18496,6 @@
         </w:tc>
       </w:tr>
     </w:tbl>
-    <w:p/>
-    <w:p>
-      <w:r>
-        <w:rPr>
-          <w:rFonts w:ascii="Verdana" w:hAnsi="Verdana"/>
-          <w:i/>
-          <w:sz w:val="14"/>
-        </w:rPr>
-        <w:t>Note 23: A precipitation value of -0.1 kg m-2 before scaling (-1 after scaling or in CREX) shall indicate a "trace" (non-measurable, less than 0.05 kg m-2).</w:t>
-      </w:r>
-    </w:p>
-    <w:p>
-      <w:r>
-        <w:rPr>
-          <w:rFonts w:ascii="Verdana" w:hAnsi="Verdana"/>
-          <w:i/>
-          <w:sz w:val="14"/>
-        </w:rPr>
-        <w:t>Note 25: A previously defined significance may be cancelled by transmitting a "missing" from the appropriate code or flag table.</w:t>
-      </w:r>
-    </w:p>
-    <w:p>
-      <w:r>
-        <w:rPr>
-          <w:rFonts w:ascii="Verdana" w:hAnsi="Verdana"/>
-          <w:i/>
-          <w:sz w:val="14"/>
-        </w:rPr>
-        <w:t>Note 27: All times are Universal Time Coordinated (UTC) unless otherwise noted.</w:t>
-      </w:r>
-    </w:p>
-    <w:p>
-      <w:r>
-        <w:rPr>
-          <w:rFonts w:ascii="Verdana" w:hAnsi="Verdana"/>
-          <w:i/>
-          <w:sz w:val="14"/>
-        </w:rPr>
-        <w:t>Note 32: Bearing or azimuth shall only be used with respect to a stated location, and shall not redefine that location.</w:t>
-      </w:r>
-    </w:p>
-    <w:p>
-      <w:r>
-        <w:rPr>
-          <w:rFonts w:ascii="Verdana" w:hAnsi="Verdana"/>
-          <w:i/>
-          <w:sz w:val="14"/>
-        </w:rPr>
-        <w:t>Note 62: Distance shall only be used with respect to a stated location and a bearing, azimuth or elevation; it shall not redefine that location.</w:t>
-      </w:r>
-    </w:p>
-    <w:p>
-      <w:r>
-        <w:rPr>
-          <w:rFonts w:ascii="Verdana" w:hAnsi="Verdana"/>
-          <w:i/>
-          <w:sz w:val="14"/>
-        </w:rPr>
-        <w:t>Note 63: Downward radiation shall be assigned positive values.</w:t>
-      </w:r>
-    </w:p>
-    <w:p>
-      <w:r>
-        <w:rPr>
-          <w:rFonts w:ascii="Verdana" w:hAnsi="Verdana"/>
-          <w:i/>
-          <w:sz w:val="14"/>
-        </w:rPr>
-        <w:t>Note 64: Downward w-components shall be assigned positive values where units are Pa s-1.</w:t>
-      </w:r>
-    </w:p>
-    <w:p>
-      <w:r>
-        <w:rPr>
-          <w:rFonts w:ascii="Verdana" w:hAnsi="Verdana"/>
-          <w:i/>
-          <w:sz w:val="14"/>
-        </w:rPr>
-        <w:t>Note 66: East to west increments shall be assigned negative values.</w:t>
-      </w:r>
-    </w:p>
-    <w:p>
-      <w:r>
-        <w:rPr>
-          <w:rFonts w:ascii="Verdana" w:hAnsi="Verdana"/>
-          <w:i/>
-          <w:sz w:val="14"/>
-        </w:rPr>
-        <w:t>Note 75: For CREX descriptors F = B, not 0.</w:t>
-      </w:r>
-    </w:p>
-    <w:p>
-      <w:r>
-        <w:rPr>
-          <w:rFonts w:ascii="Verdana" w:hAnsi="Verdana"/>
-          <w:i/>
-          <w:sz w:val="14"/>
-        </w:rPr>
-        <w:t>Note 92: In order to distinguish unambiguously the cases of missing data and saturated pixels, n-bit image data should be encoded using a data width of n+1. Where such a descriptor is not already available in Class 30, operator descriptor 2 01 YYY should be used to modify the data width of the existing entry as required.</w:t>
-      </w:r>
-    </w:p>
-    <w:p>
-      <w:r>
-        <w:rPr>
-          <w:rFonts w:ascii="Verdana" w:hAnsi="Verdana"/>
-          <w:i/>
-          <w:sz w:val="14"/>
-        </w:rPr>
-        <w:t>Note 105: Negative time periods or displacements shall be used to indicate time periods or displacements preceding the currently defined time.</w:t>
-      </w:r>
-    </w:p>
-    <w:p>
-      <w:r>
-        <w:rPr>
-          <w:rFonts w:ascii="Verdana" w:hAnsi="Verdana"/>
-          <w:i/>
-          <w:sz w:val="14"/>
-        </w:rPr>
-        <w:t>Note 110: North to south increments shall be assigned negative values.</w:t>
-      </w:r>
-    </w:p>
-    <w:p>
-      <w:r>
-        <w:rPr>
-          <w:rFonts w:ascii="Verdana" w:hAnsi="Verdana"/>
-          <w:i/>
-          <w:sz w:val="14"/>
-        </w:rPr>
-        <w:t>Note 115: Pixel data width can be changed with descriptor 2 01 YYY.</w:t>
-      </w:r>
-    </w:p>
-    <w:p>
-      <w:r>
-        <w:rPr>
-          <w:rFonts w:ascii="Verdana" w:hAnsi="Verdana"/>
-          <w:i/>
-          <w:sz w:val="14"/>
-        </w:rPr>
-        <w:t>Note 121: Some indication of expected accuracy may be implied in conjunction with certain elements in this class.</w:t>
-      </w:r>
-    </w:p>
-    <w:p>
-      <w:r>
-        <w:rPr>
-          <w:rFonts w:ascii="Verdana" w:hAnsi="Verdana"/>
-          <w:i/>
-          <w:sz w:val="14"/>
-        </w:rPr>
-        <w:t>Note 122: South latitude shall be assigned negative values.</w:t>
-      </w:r>
-    </w:p>
-    <w:p>
-      <w:r>
-        <w:rPr>
-          <w:rFonts w:ascii="Verdana" w:hAnsi="Verdana"/>
-          <w:i/>
-          <w:sz w:val="14"/>
-        </w:rPr>
-        <w:t>Note 123: South to north v-components shall be assigned positive values.</w:t>
-      </w:r>
-    </w:p>
-    <w:p>
-      <w:r>
-        <w:rPr>
-          <w:rFonts w:ascii="Verdana" w:hAnsi="Verdana"/>
-          <w:i/>
-          <w:sz w:val="14"/>
-        </w:rPr>
-        <w:t>Note 126: Surface wind direction measured at a station within 1° of the North Pole or within 1° of the South Pole shall be reported in such a way that the azimuth ring shall be aligned with its zero coinciding with the Greenwich 0° meridian.</w:t>
-      </w:r>
-    </w:p>
-    <w:p>
-      <w:r>
-        <w:rPr>
-          <w:rFonts w:ascii="Verdana" w:hAnsi="Verdana"/>
-          <w:i/>
-          <w:sz w:val="14"/>
-        </w:rPr>
-        <w:t>Note 140: The pixel size on horizontal - 1 is given at location where map scale factor is unity.</w:t>
-      </w:r>
-    </w:p>
-    <w:p>
-      <w:r>
-        <w:rPr>
-          <w:rFonts w:ascii="Verdana" w:hAnsi="Verdana"/>
-          <w:i/>
-          <w:sz w:val="14"/>
-        </w:rPr>
-        <w:t>Note 141: The pixel size on horizontal - 2 is given at location where map scale factor is unity.</w:t>
-      </w:r>
-    </w:p>
-    <w:p>
-      <w:r>
-        <w:rPr>
-          <w:rFonts w:ascii="Verdana" w:hAnsi="Verdana"/>
-          <w:i/>
-          <w:sz w:val="14"/>
-        </w:rPr>
-        <w:t>Note 145: The significance of time periods or displacements may be indicated using the time significance code corresponding to table reference 0 08 021.</w:t>
-      </w:r>
-    </w:p>
-    <w:p>
-      <w:r>
-        <w:rPr>
-          <w:rFonts w:ascii="Verdana" w:hAnsi="Verdana"/>
-          <w:i/>
-          <w:sz w:val="14"/>
-        </w:rPr>
-        <w:t>Note 149: The time location, when used with forecast values, shall indicate the time of the initial state for the forecast, or the beginning of the forecast period; when used with ensemble means of forecast values, the time location shall indicate the initial state or the beginning of the first forecast over which ensemble means are derived.</w:t>
-      </w:r>
-    </w:p>
-    <w:p>
-      <w:r>
-        <w:rPr>
-          <w:rFonts w:ascii="Verdana" w:hAnsi="Verdana"/>
-          <w:i/>
-          <w:sz w:val="14"/>
-        </w:rPr>
-        <w:t>Note 155: This class may also contain elements relating to observational procedures.</w:t>
-      </w:r>
-    </w:p>
-    <w:p>
-      <w:r>
-        <w:rPr>
-          <w:rFonts w:ascii="Verdana" w:hAnsi="Verdana"/>
-          <w:i/>
-          <w:sz w:val="14"/>
-        </w:rPr>
-        <w:t>Note 156: This class shall contain elements to describe the instrumentation used to obtain the meteorological elements reported.</w:t>
-      </w:r>
-    </w:p>
-    <w:p>
-      <w:r>
-        <w:rPr>
-          <w:rFonts w:ascii="Verdana" w:hAnsi="Verdana"/>
-          <w:i/>
-          <w:sz w:val="14"/>
-        </w:rPr>
-        <w:t>Note 158: Time periods or displacements and time increments require an initial time location to be defined prior to their use, followed where appropriate by a time significance definition.</w:t>
-      </w:r>
-    </w:p>
-    <w:p>
-      <w:r>
-        <w:rPr>
-          <w:rFonts w:ascii="Verdana" w:hAnsi="Verdana"/>
-          <w:i/>
-          <w:sz w:val="14"/>
-        </w:rPr>
-        <w:t>Note 160: Upward radiation shall be assigned negative values.</w:t>
-      </w:r>
-    </w:p>
-    <w:p>
-      <w:r>
-        <w:rPr>
-          <w:rFonts w:ascii="Verdana" w:hAnsi="Verdana"/>
-          <w:i/>
-          <w:sz w:val="14"/>
-        </w:rPr>
-        <w:t>Note 161: Upward w-components shall be assigned positive values where units are m s-1.</w:t>
-      </w:r>
-    </w:p>
-    <w:p>
-      <w:r>
-        <w:rPr>
-          <w:rFonts w:ascii="Verdana" w:hAnsi="Verdana"/>
-          <w:i/>
-          <w:sz w:val="14"/>
-        </w:rPr>
-        <w:t>Note 162: Useful ranges used above:1011 Bq to 1019 Bq for releases;10-2 Bq to 107 Bq and 10-2 mSv to 107 mSv for concentration and doses.</w:t>
-      </w:r>
-    </w:p>
-    <w:p>
-      <w:r>
-        <w:rPr>
-          <w:rFonts w:ascii="Verdana" w:hAnsi="Verdana"/>
-          <w:i/>
-          <w:sz w:val="14"/>
-        </w:rPr>
-        <w:t>Note 163: Values of latitude and latitude increments are limited to the range -90 degrees to +90 degrees.</w:t>
-      </w:r>
-    </w:p>
-    <w:p>
-      <w:r>
-        <w:rPr>
-          <w:rFonts w:ascii="Verdana" w:hAnsi="Verdana"/>
-          <w:i/>
-          <w:sz w:val="14"/>
-        </w:rPr>
-        <w:t>Note 164: Values of longitude are limited to the range -180 degrees to +180 degrees.</w:t>
-      </w:r>
-    </w:p>
-    <w:p>
-      <w:r>
-        <w:rPr>
-          <w:rFonts w:ascii="Verdana" w:hAnsi="Verdana"/>
-          <w:i/>
-          <w:sz w:val="14"/>
-        </w:rPr>
-        <w:t>Note 165: Vertical elements and pressure shall be used to define values of these elements independent of the element or variable denoting the vertical coordinate.</w:t>
-      </w:r>
-    </w:p>
-    <w:p>
-      <w:r>
-        <w:rPr>
-          <w:rFonts w:ascii="Verdana" w:hAnsi="Verdana"/>
-          <w:i/>
-          <w:sz w:val="14"/>
-        </w:rPr>
-        <w:t>Note 166: West longitude shall be assigned negative values.</w:t>
-      </w:r>
-    </w:p>
-    <w:p>
-      <w:r>
-        <w:rPr>
-          <w:rFonts w:ascii="Verdana" w:hAnsi="Verdana"/>
-          <w:i/>
-          <w:sz w:val="14"/>
-        </w:rPr>
-        <w:t>Note 167: West to east u-components shall be assigned positive values.</w:t>
-      </w:r>
-    </w:p>
-    <w:p>
-      <w:r>
-        <w:rPr>
-          <w:rFonts w:ascii="Verdana" w:hAnsi="Verdana"/>
-          <w:i/>
-          <w:sz w:val="14"/>
-        </w:rPr>
-        <w:t>Note 176: Where more than one time period or displacement is required to define complex time structures, they shall be defined in immediate succession, and the following ordering shall apply: ensemble period (if required), followed by forecast period (if required), followed by period for averaging or accumulation (if required).</w:t>
-      </w:r>
-    </w:p>
-    <w:p>
-      <w:r>
-        <w:rPr>
-          <w:rFonts w:ascii="Verdana" w:hAnsi="Verdana"/>
-          <w:i/>
-          <w:sz w:val="14"/>
-        </w:rPr>
-        <w:t>Note 178: Where the expression "period specified" is entered under element name, an appropriate period shall be specified using descriptors from Class 04.</w:t>
-      </w:r>
-    </w:p>
-    <w:p>
-      <w:r>
-        <w:rPr>
-          <w:rFonts w:ascii="Verdana" w:hAnsi="Verdana"/>
-          <w:i/>
-          <w:sz w:val="14"/>
-        </w:rPr>
-        <w:t>Note 179: Where values are accumulated or averaged (for example over a time period), the total number of values from which the accumulated or averaged values are obtained may be represented using reference 0 08 022.</w:t>
-      </w:r>
-    </w:p>
-    <w:p>
-      <w:r>
-        <w:rPr>
-          <w:rFonts w:ascii="Verdana" w:hAnsi="Verdana"/>
-          <w:i/>
-          <w:sz w:val="14"/>
-        </w:rPr>
-        <w:t>Note 180: Wind reporting standards: Speed Direction No observation Missing Missing Calm 0 0 Normal observation &gt; 0 1° - 360° Speed only &gt; 0 Missing Direction only Missing 1°-360° "Light and variable" &gt; 0 0</w:t>
-      </w:r>
-    </w:p>
-    <w:p>
-      <w:r>
-        <w:rPr>
-          <w:rFonts w:ascii="Verdana" w:hAnsi="Verdana"/>
-          <w:i/>
-          <w:sz w:val="14"/>
-        </w:rPr>
-        <w:t>Note 181: Wind waves and waves reporting standards:Observation Speed Direction No observation Missing Missing Calm 0 0 Normal observation &gt;0 1-360 Speed only &gt;0 Missing Direction only Missing 1-360"Light and variable" &gt;0 0</w:t>
-      </w:r>
-    </w:p>
     <w:sectPr>
       <w:pgSz w:w="16838" w:h="11906" w:orient="landscape"/>
       <w:pgMar w:top="850" w:right="850" w:bottom="850" w:left="850" w:header="720" w:footer="720" w:gutter="0"/>
